--- a/EXPORTS/DOCX/published/niveau1/Dutch/DoingResearch.docx
+++ b/EXPORTS/DOCX/published/niveau1/Dutch/DoingResearch.docx
@@ -337,7 +337,7 @@
             <w:rPr>
               <w:rStyle w:val="Hyperlink"/>
             </w:rPr>
-            <w:t>significanc</w:t>
+            <w:t>significan</w:t>
           </w:r>
         </w:hyperlink>
       </w:r>
@@ -348,36 +348,13 @@
           <w:i/>
           <w:color w:val="0000FF"/>
           <w:sz w:val="24"/>
-          <w:u w:val="single"/>
-        </w:rPr>
-        <w:t>e</w:t>
-      </w:r>
-      <w:r>
-        <w:rPr>
-          <w:rFonts w:ascii="Charis SIL Italic" w:hAnsi="Charis SIL Italic" w:eastAsia="Charis SIL Italic"/>
-          <w:b w:val="0"/>
-          <w:i/>
-          <w:color w:val="0000FF"/>
-          <w:sz w:val="24"/>
-          <w:u w:val="single"/>
-        </w:rPr>
-        <w:t xml:space="preserve"> </w:t>
-      </w:r>
-      <w:r>
-        <w:rPr>
-          <w:rFonts w:ascii="Charis SIL Italic" w:hAnsi="Charis SIL Italic" w:eastAsia="Charis SIL Italic"/>
-          <w:b w:val="0"/>
-          <w:i/>
-          <w:color w:val="0000FF"/>
-          <w:sz w:val="24"/>
-          <w:u w:val="single"/>
         </w:rPr>
         <w:hyperlink r:id="rId9" w:history="1">
           <w:r>
             <w:rPr>
               <w:rStyle w:val="Hyperlink"/>
             </w:rPr>
-            <w:t>o</w:t>
+            <w:t>c</w:t>
           </w:r>
         </w:hyperlink>
       </w:r>
@@ -389,7 +366,36 @@
           <w:color w:val="0000FF"/>
           <w:sz w:val="24"/>
         </w:rPr>
-        <w:t>f</w:t>
+        <w:t>e</w:t>
+      </w:r>
+      <w:r>
+        <w:rPr>
+          <w:rFonts w:ascii="Charis SIL Italic" w:hAnsi="Charis SIL Italic" w:eastAsia="Charis SIL Italic"/>
+          <w:b w:val="0"/>
+          <w:i/>
+          <w:color w:val="0000FF"/>
+          <w:sz w:val="24"/>
+          <w:u w:val="single"/>
+        </w:rPr>
+        <w:t xml:space="preserve"> </w:t>
+      </w:r>
+      <w:r>
+        <w:rPr>
+          <w:rFonts w:ascii="Charis SIL Italic" w:hAnsi="Charis SIL Italic" w:eastAsia="Charis SIL Italic"/>
+          <w:b w:val="0"/>
+          <w:i/>
+          <w:color w:val="0000FF"/>
+          <w:sz w:val="24"/>
+          <w:u w:val="single"/>
+        </w:rPr>
+        <w:hyperlink r:id="rId9" w:history="1">
+          <w:r>
+            <w:rPr>
+              <w:rStyle w:val="Hyperlink"/>
+            </w:rPr>
+            <w:t>of</w:t>
+          </w:r>
+        </w:hyperlink>
       </w:r>
       <w:r>
         <w:rPr>
@@ -496,45 +502,8 @@
           <w:i/>
           <w:color w:val="0000FF"/>
           <w:sz w:val="24"/>
-          <w:u w:val="single"/>
-        </w:rPr>
-        <w:hyperlink r:id="rId9" w:history="1">
-          <w:r>
-            <w:rPr>
-              <w:rStyle w:val="Hyperlink"/>
-            </w:rPr>
-            <w:t>collections</w:t>
-          </w:r>
-        </w:hyperlink>
-      </w:r>
-      <w:r>
-        <w:rPr>
-          <w:rFonts w:ascii="Charis SIL Italic" w:hAnsi="Charis SIL Italic" w:eastAsia="Charis SIL Italic"/>
-          <w:b w:val="0"/>
-          <w:i/>
-          <w:color w:val="0000FF"/>
-          <w:sz w:val="24"/>
-          <w:u w:val="single"/>
-        </w:rPr>
-        <w:t xml:space="preserve"> </w:t>
-      </w:r>
-      <w:r>
-        <w:rPr>
-          <w:rFonts w:ascii="Charis SIL Italic" w:hAnsi="Charis SIL Italic" w:eastAsia="Charis SIL Italic"/>
-          <w:b w:val="0"/>
-          <w:i/>
-          <w:color w:val="0000FF"/>
-          <w:sz w:val="24"/>
-          <w:u w:val="single"/>
-        </w:rPr>
-        <w:hyperlink r:id="rId9" w:history="1">
-          <w:r>
-            <w:rPr>
-              <w:rStyle w:val="Hyperlink"/>
-            </w:rPr>
-            <w:t>acquired</w:t>
-          </w:r>
-        </w:hyperlink>
+        </w:rPr>
+        <w:t>collections acquired</w:t>
       </w:r>
       <w:r>
         <w:rPr>
@@ -590,25 +559,7 @@
             <w:rPr>
               <w:rStyle w:val="Hyperlink"/>
             </w:rPr>
-            <w:t>co</w:t>
-          </w:r>
-        </w:hyperlink>
-      </w:r>
-      <w:r>
-        <w:rPr>
-          <w:rFonts w:ascii="Charis SIL Italic" w:hAnsi="Charis SIL Italic" w:eastAsia="Charis SIL Italic"/>
-          <w:b w:val="0"/>
-          <w:i/>
-          <w:color w:val="0000FF"/>
-          <w:sz w:val="24"/>
-          <w:u w:val="single"/>
-        </w:rPr>
-        <w:hyperlink r:id="rId9" w:history="1">
-          <w:r>
-            <w:rPr>
-              <w:rStyle w:val="Hyperlink"/>
-            </w:rPr>
-            <w:t>l</w:t>
+            <w:t>col</w:t>
           </w:r>
         </w:hyperlink>
       </w:r>
@@ -733,13 +684,74 @@
       </w:r>
       <w:r>
         <w:rPr>
+          <w:u w:val="single" w:color="0000ff"/>
           <w:rFonts w:ascii="Charis SIL Regular" w:hAnsi="Charis SIL Regular" w:eastAsia="Charis SIL Regular"/>
           <w:b w:val="0"/>
           <w:i w:val="0"/>
           <w:color w:val="000000"/>
           <w:sz w:val="24"/>
         </w:rPr>
-        <w:t>publicatie _</w:t>
+        <w:hyperlink r:id="rId9" w:history="1">
+          <w:r>
+            <w:rPr>
+              <w:rStyle w:val="Hyperlink"/>
+            </w:rPr>
+            <w:t>public</w:t>
+          </w:r>
+        </w:hyperlink>
+      </w:r>
+      <w:r>
+        <w:rPr>
+          <w:u w:val="single" w:color="0000ff"/>
+          <w:rFonts w:ascii="Charis SIL Regular" w:hAnsi="Charis SIL Regular" w:eastAsia="Charis SIL Regular"/>
+          <w:b w:val="0"/>
+          <w:i w:val="0"/>
+          <w:color w:val="000000"/>
+          <w:sz w:val="24"/>
+        </w:rPr>
+        <w:hyperlink r:id="rId9" w:history="1">
+          <w:r>
+            <w:rPr>
+              <w:rStyle w:val="Hyperlink"/>
+            </w:rPr>
+            <w:t>a</w:t>
+          </w:r>
+        </w:hyperlink>
+      </w:r>
+      <w:r>
+        <w:rPr>
+          <w:u w:val="single" w:color="0000ff"/>
+          <w:rFonts w:ascii="Charis SIL Regular" w:hAnsi="Charis SIL Regular" w:eastAsia="Charis SIL Regular"/>
+          <w:b w:val="0"/>
+          <w:i w:val="0"/>
+          <w:color w:val="000000"/>
+          <w:sz w:val="24"/>
+        </w:rPr>
+        <w:hyperlink r:id="rId9" w:history="1">
+          <w:r>
+            <w:rPr>
+              <w:rStyle w:val="Hyperlink"/>
+            </w:rPr>
+            <w:t xml:space="preserve">tie </w:t>
+          </w:r>
+        </w:hyperlink>
+      </w:r>
+      <w:r>
+        <w:rPr>
+          <w:rFonts w:ascii="Charis SIL Regular" w:hAnsi="Charis SIL Regular" w:eastAsia="Charis SIL Regular"/>
+          <w:b w:val="0"/>
+          <w:i w:val="0"/>
+          <w:color w:val="000000"/>
+          <w:sz w:val="24"/>
+        </w:rPr>
+        <w:hyperlink r:id="rId9" w:history="1">
+          <w:r>
+            <w:rPr>
+              <w:rStyle w:val="Hyperlink"/>
+            </w:rPr>
+            <w:t>_</w:t>
+          </w:r>
+        </w:hyperlink>
       </w:r>
       <w:r>
         <w:rPr>
@@ -750,7 +762,7 @@
           <w:sz w:val="24"/>
           <w:u w:val="single"/>
         </w:rPr>
-        <w:hyperlink r:id="rId10" w:history="1">
+        <w:hyperlink r:id="rId9" w:history="1">
           <w:r>
             <w:rPr>
               <w:rStyle w:val="Hyperlink"/>
@@ -768,7 +780,7 @@
           <w:sz w:val="24"/>
           <w:u w:val="single"/>
         </w:rPr>
-        <w:hyperlink r:id="rId10" w:history="1">
+        <w:hyperlink r:id="rId9" w:history="1">
           <w:r>
             <w:rPr>
               <w:rStyle w:val="Hyperlink"/>
@@ -1021,7 +1033,7 @@
           <w:sz w:val="24"/>
           <w:u w:val="single"/>
         </w:rPr>
-        <w:hyperlink r:id="rId9" w:history="1">
+        <w:hyperlink r:id="rId10" w:history="1">
           <w:r>
             <w:rPr>
               <w:rStyle w:val="Hyperlink"/>
@@ -1039,7 +1051,7 @@
           <w:sz w:val="24"/>
           <w:u w:val="single"/>
         </w:rPr>
-        <w:hyperlink r:id="rId9" w:history="1">
+        <w:hyperlink r:id="rId10" w:history="1">
           <w:r>
             <w:rPr>
               <w:rStyle w:val="Hyperlink"/>
@@ -1068,7 +1080,7 @@
           <w:sz w:val="24"/>
           <w:u w:val="single"/>
         </w:rPr>
-        <w:hyperlink r:id="rId10" w:history="1">
+        <w:hyperlink r:id="rId9" w:history="1">
           <w:r>
             <w:rPr>
               <w:rStyle w:val="Hyperlink"/>
@@ -1086,7 +1098,7 @@
           <w:sz w:val="24"/>
           <w:u w:val="single"/>
         </w:rPr>
-        <w:hyperlink r:id="rId10" w:history="1">
+        <w:hyperlink r:id="rId9" w:history="1">
           <w:r>
             <w:rPr>
               <w:rStyle w:val="Hyperlink"/>
@@ -1115,7 +1127,7 @@
           <w:sz w:val="24"/>
           <w:u w:val="single"/>
         </w:rPr>
-        <w:hyperlink r:id="rId10" w:history="1">
+        <w:hyperlink r:id="rId9" w:history="1">
           <w:r>
             <w:rPr>
               <w:rStyle w:val="Hyperlink"/>
@@ -2564,14 +2576,7 @@
           <w:color w:val="000000"/>
           <w:sz w:val="24"/>
         </w:rPr>
-        <w:hyperlink r:id="rId12" w:history="1">
-          <w:r>
-            <w:rPr>
-              <w:rStyle w:val="Hyperlink"/>
-            </w:rPr>
-            <w:t xml:space="preserve">de zoekhulp </w:t>
-          </w:r>
-        </w:hyperlink>
+        <w:t xml:space="preserve">de zoekhulp </w:t>
       </w:r>
       <w:r>
         <w:rPr>
@@ -2600,7 +2605,7 @@
           <w:sz w:val="24"/>
           <w:u w:val="single"/>
         </w:rPr>
-        <w:hyperlink r:id="rId13" w:history="1">
+        <w:hyperlink r:id="rId12" w:history="1">
           <w:r>
             <w:rPr>
               <w:rStyle w:val="Hyperlink"/>
@@ -2618,7 +2623,7 @@
           <w:sz w:val="24"/>
           <w:u w:val="single"/>
         </w:rPr>
-        <w:hyperlink r:id="rId13" w:history="1">
+        <w:hyperlink r:id="rId12" w:history="1">
           <w:r>
             <w:rPr>
               <w:rStyle w:val="Hyperlink"/>
@@ -2647,7 +2652,7 @@
           <w:sz w:val="24"/>
           <w:u w:val="single"/>
         </w:rPr>
-        <w:hyperlink r:id="rId13" w:history="1">
+        <w:hyperlink r:id="rId12" w:history="1">
           <w:r>
             <w:rPr>
               <w:rStyle w:val="Hyperlink"/>
@@ -2676,7 +2681,7 @@
           <w:sz w:val="24"/>
           <w:u w:val="single"/>
         </w:rPr>
-        <w:hyperlink r:id="rId13" w:history="1">
+        <w:hyperlink r:id="rId12" w:history="1">
           <w:r>
             <w:rPr>
               <w:rStyle w:val="Hyperlink"/>
@@ -2705,7 +2710,7 @@
           <w:sz w:val="24"/>
           <w:u w:val="single"/>
         </w:rPr>
-        <w:hyperlink r:id="rId13" w:history="1">
+        <w:hyperlink r:id="rId12" w:history="1">
           <w:r>
             <w:rPr>
               <w:rStyle w:val="Hyperlink"/>
@@ -2723,7 +2728,7 @@
           <w:sz w:val="24"/>
           <w:u w:val="single"/>
         </w:rPr>
-        <w:hyperlink r:id="rId13" w:history="1">
+        <w:hyperlink r:id="rId12" w:history="1">
           <w:r>
             <w:rPr>
               <w:rStyle w:val="Hyperlink"/>
@@ -2741,7 +2746,7 @@
           <w:sz w:val="24"/>
           <w:u w:val="single"/>
         </w:rPr>
-        <w:hyperlink r:id="rId13" w:history="1">
+        <w:hyperlink r:id="rId12" w:history="1">
           <w:r>
             <w:rPr>
               <w:rStyle w:val="Hyperlink"/>
@@ -2759,7 +2764,7 @@
           <w:sz w:val="24"/>
           <w:u w:val="single"/>
         </w:rPr>
-        <w:hyperlink r:id="rId13" w:history="1">
+        <w:hyperlink r:id="rId12" w:history="1">
           <w:r>
             <w:rPr>
               <w:rStyle w:val="Hyperlink"/>
@@ -2777,7 +2782,7 @@
           <w:sz w:val="24"/>
           <w:u w:val="single"/>
         </w:rPr>
-        <w:hyperlink r:id="rId13" w:history="1">
+        <w:hyperlink r:id="rId12" w:history="1">
           <w:r>
             <w:rPr>
               <w:rStyle w:val="Hyperlink"/>
@@ -3517,7 +3522,6 @@
           <w:i/>
           <w:color w:val="0000FF"/>
           <w:sz w:val="24"/>
-          <w:u w:val="single"/>
         </w:rPr>
         <w:t>Cultural Objects and Collectio</w:t>
       </w:r>
@@ -4367,7 +4371,7 @@
           <w:color w:val="000000"/>
           <w:sz w:val="24"/>
         </w:rPr>
-        <w:t>•  Yeide, Nanc</w:t>
+        <w:t xml:space="preserve">•  </w:t>
       </w:r>
       <w:r>
         <w:rPr>
@@ -4382,7 +4386,7 @@
             <w:rPr>
               <w:rStyle w:val="Hyperlink"/>
             </w:rPr>
-            <w:t>y, Konstant</w:t>
+            <w:t xml:space="preserve">Yeide, </w:t>
           </w:r>
         </w:hyperlink>
       </w:r>
@@ -4394,7 +4398,34 @@
           <w:color w:val="000000"/>
           <w:sz w:val="24"/>
         </w:rPr>
-        <w:t xml:space="preserve">in Akinsha and Amy L. Walsh, </w:t>
+        <w:t>N</w:t>
+      </w:r>
+      <w:r>
+        <w:rPr>
+          <w:rFonts w:ascii="Charis SIL Regular" w:hAnsi="Charis SIL Regular" w:eastAsia="Charis SIL Regular"/>
+          <w:b w:val="0"/>
+          <w:i w:val="0"/>
+          <w:color w:val="000000"/>
+          <w:sz w:val="24"/>
+        </w:rPr>
+        <w:hyperlink r:id="rId10" w:history="1">
+          <w:r>
+            <w:rPr>
+              <w:rStyle w:val="Hyperlink"/>
+            </w:rPr>
+            <w:t>anc</w:t>
+          </w:r>
+        </w:hyperlink>
+      </w:r>
+      <w:r>
+        <w:rPr>
+          <w:rFonts w:ascii="Charis SIL Regular" w:hAnsi="Charis SIL Regular" w:eastAsia="Charis SIL Regular"/>
+          <w:b w:val="0"/>
+          <w:i w:val="0"/>
+          <w:color w:val="000000"/>
+          <w:sz w:val="24"/>
+        </w:rPr>
+        <w:t xml:space="preserve">y, Konstantin Akinsha and Amy L. Walsh, </w:t>
       </w:r>
       <w:r>
         <w:rPr>

--- a/EXPORTS/DOCX/published/niveau1/Dutch/DoingResearch.docx
+++ b/EXPORTS/DOCX/published/niveau1/Dutch/DoingResearch.docx
@@ -502,8 +502,44 @@
           <w:i/>
           <w:color w:val="0000FF"/>
           <w:sz w:val="24"/>
-        </w:rPr>
-        <w:t>collections acquired</w:t>
+          <w:u w:val="single"/>
+        </w:rPr>
+        <w:hyperlink r:id="rId9" w:history="1">
+          <w:r>
+            <w:rPr>
+              <w:rStyle w:val="Hyperlink"/>
+            </w:rPr>
+            <w:t>collections</w:t>
+          </w:r>
+        </w:hyperlink>
+      </w:r>
+      <w:r>
+        <w:rPr>
+          <w:rFonts w:ascii="Charis SIL Italic" w:hAnsi="Charis SIL Italic" w:eastAsia="Charis SIL Italic"/>
+          <w:b w:val="0"/>
+          <w:i/>
+          <w:color w:val="0000FF"/>
+          <w:sz w:val="24"/>
+          <w:u w:val="single"/>
+        </w:rPr>
+        <w:t xml:space="preserve"> </w:t>
+      </w:r>
+      <w:r>
+        <w:rPr>
+          <w:rFonts w:ascii="Charis SIL Italic" w:hAnsi="Charis SIL Italic" w:eastAsia="Charis SIL Italic"/>
+          <w:b w:val="0"/>
+          <w:i/>
+          <w:color w:val="0000FF"/>
+          <w:sz w:val="24"/>
+        </w:rPr>
+        <w:hyperlink r:id="rId9" w:history="1">
+          <w:r>
+            <w:rPr>
+              <w:rStyle w:val="Hyperlink"/>
+            </w:rPr>
+            <w:t>acquired</w:t>
+          </w:r>
+        </w:hyperlink>
       </w:r>
       <w:r>
         <w:rPr>
@@ -975,7 +1011,7 @@
           <w:sz w:val="24"/>
           <w:u w:val="single"/>
         </w:rPr>
-        <w:hyperlink r:id="rId9" w:history="1">
+        <w:hyperlink r:id="rId10" w:history="1">
           <w:r>
             <w:rPr>
               <w:rStyle w:val="Hyperlink"/>
@@ -1004,7 +1040,7 @@
           <w:sz w:val="24"/>
           <w:u w:val="single"/>
         </w:rPr>
-        <w:hyperlink r:id="rId9" w:history="1">
+        <w:hyperlink r:id="rId10" w:history="1">
           <w:r>
             <w:rPr>
               <w:rStyle w:val="Hyperlink"/>
@@ -1033,7 +1069,7 @@
           <w:sz w:val="24"/>
           <w:u w:val="single"/>
         </w:rPr>
-        <w:hyperlink r:id="rId10" w:history="1">
+        <w:hyperlink r:id="rId9" w:history="1">
           <w:r>
             <w:rPr>
               <w:rStyle w:val="Hyperlink"/>
@@ -1051,7 +1087,7 @@
           <w:sz w:val="24"/>
           <w:u w:val="single"/>
         </w:rPr>
-        <w:hyperlink r:id="rId10" w:history="1">
+        <w:hyperlink r:id="rId9" w:history="1">
           <w:r>
             <w:rPr>
               <w:rStyle w:val="Hyperlink"/>
